--- a/clases/trabajo_de_campo/Manual del encuestador Encuesta Cuantitativa II.docx
+++ b/clases/trabajo_de_campo/Manual del encuestador Encuesta Cuantitativa II.docx
@@ -97,7 +97,13 @@
         <w:t xml:space="preserve"> </w:t>
       </w:r>
       <w:r>
-        <w:t xml:space="preserve">alrededor de 8 </w:t>
+        <w:t xml:space="preserve">alrededor de </w:t>
+      </w:r>
+      <w:r>
+        <w:t>6-7</w:t>
+      </w:r>
+      <w:r>
+        <w:t xml:space="preserve"> </w:t>
       </w:r>
       <w:r>
         <w:t>encuestas</w:t>
